--- a/docs/03_mvp/🎨 Clarity Frontend Component Structure.docx
+++ b/docs/03_mvp/🎨 Clarity Frontend Component Structure.docx
@@ -151,7 +151,6 @@
         <w:spacing w:after="0" w:line="240" w:lineRule="auto"/>
         <w:rPr>
           <w:rFonts w:ascii="Times New Roman" w:eastAsia="Times New Roman" w:hAnsi="Times New Roman" w:cs="Times New Roman"/>
-          <w:color w:val="000000"/>
           <w:kern w:val="0"/>
           <w14:ligatures w14:val="none"/>
         </w:rPr>
@@ -160,7 +159,6 @@
         <w:rPr>
           <w:rFonts w:ascii="Times New Roman" w:eastAsia="Times New Roman" w:hAnsi="Times New Roman" w:cs="Times New Roman"/>
           <w:noProof/>
-          <w:color w:val="000000"/>
           <w:kern w:val="0"/>
         </w:rPr>
         <w:pict>
@@ -1025,7 +1023,6 @@
         <w:spacing w:after="0" w:line="240" w:lineRule="auto"/>
         <w:rPr>
           <w:rFonts w:ascii="Times New Roman" w:eastAsia="Times New Roman" w:hAnsi="Times New Roman" w:cs="Times New Roman"/>
-          <w:color w:val="000000"/>
           <w:kern w:val="0"/>
           <w14:ligatures w14:val="none"/>
         </w:rPr>
@@ -1034,7 +1031,6 @@
         <w:rPr>
           <w:rFonts w:ascii="Times New Roman" w:eastAsia="Times New Roman" w:hAnsi="Times New Roman" w:cs="Times New Roman"/>
           <w:noProof/>
-          <w:color w:val="000000"/>
           <w:kern w:val="0"/>
         </w:rPr>
         <w:pict>
@@ -1136,7 +1132,7 @@
           <w:szCs w:val="27"/>
           <w14:ligatures w14:val="none"/>
         </w:rPr>
-        <w:t xml:space="preserve"> Common Components (Reusable UI Elements)</w:t>
+        <w:t> Common Components (Reusable UI Elements)</w:t>
       </w:r>
     </w:p>
     <w:p>
@@ -1156,7 +1152,7 @@
           <w:kern w:val="0"/>
           <w14:ligatures w14:val="none"/>
         </w:rPr>
-        <w:t>✅</w:t>
+        <w:t>👉</w:t>
       </w:r>
       <w:r>
         <w:rPr>
@@ -1203,7 +1199,7 @@
           <w:kern w:val="0"/>
           <w14:ligatures w14:val="none"/>
         </w:rPr>
-        <w:t>✅</w:t>
+        <w:t>👉</w:t>
       </w:r>
       <w:r>
         <w:rPr>
@@ -1250,7 +1246,7 @@
           <w:kern w:val="0"/>
           <w14:ligatures w14:val="none"/>
         </w:rPr>
-        <w:t>✅</w:t>
+        <w:t>👉</w:t>
       </w:r>
       <w:r>
         <w:rPr>
@@ -1297,7 +1293,7 @@
           <w:kern w:val="0"/>
           <w14:ligatures w14:val="none"/>
         </w:rPr>
-        <w:t>✅</w:t>
+        <w:t>👉</w:t>
       </w:r>
       <w:r>
         <w:rPr>
@@ -1381,7 +1377,7 @@
           <w:szCs w:val="27"/>
           <w14:ligatures w14:val="none"/>
         </w:rPr>
-        <w:t xml:space="preserve"> Dashboard Components</w:t>
+        <w:t> Dashboard Components</w:t>
       </w:r>
     </w:p>
     <w:p>
@@ -1401,7 +1397,7 @@
           <w:kern w:val="0"/>
           <w14:ligatures w14:val="none"/>
         </w:rPr>
-        <w:t>✅</w:t>
+        <w:t>👉</w:t>
       </w:r>
       <w:r>
         <w:rPr>
@@ -1448,7 +1444,7 @@
           <w:kern w:val="0"/>
           <w14:ligatures w14:val="none"/>
         </w:rPr>
-        <w:t>✅</w:t>
+        <w:t>👉</w:t>
       </w:r>
       <w:r>
         <w:rPr>
@@ -1495,7 +1491,7 @@
           <w:kern w:val="0"/>
           <w14:ligatures w14:val="none"/>
         </w:rPr>
-        <w:t>✅</w:t>
+        <w:t>👉</w:t>
       </w:r>
       <w:r>
         <w:rPr>
@@ -1542,7 +1538,7 @@
           <w:kern w:val="0"/>
           <w14:ligatures w14:val="none"/>
         </w:rPr>
-        <w:t>✅</w:t>
+        <w:t>👉</w:t>
       </w:r>
       <w:r>
         <w:rPr>
@@ -1627,7 +1623,7 @@
           <w:szCs w:val="27"/>
           <w14:ligatures w14:val="none"/>
         </w:rPr>
-        <w:t xml:space="preserve"> Forms &amp; Filters</w:t>
+        <w:t> Forms &amp; Filters</w:t>
       </w:r>
     </w:p>
     <w:p>
@@ -1647,7 +1643,7 @@
           <w:kern w:val="0"/>
           <w14:ligatures w14:val="none"/>
         </w:rPr>
-        <w:t>✅</w:t>
+        <w:t>👉</w:t>
       </w:r>
       <w:r>
         <w:rPr>
@@ -1694,7 +1690,7 @@
           <w:kern w:val="0"/>
           <w14:ligatures w14:val="none"/>
         </w:rPr>
-        <w:t>✅</w:t>
+        <w:t>👉</w:t>
       </w:r>
       <w:r>
         <w:rPr>
@@ -1741,7 +1737,7 @@
           <w:kern w:val="0"/>
           <w14:ligatures w14:val="none"/>
         </w:rPr>
-        <w:t>✅</w:t>
+        <w:t>👉</w:t>
       </w:r>
       <w:r>
         <w:rPr>
@@ -1788,7 +1784,7 @@
           <w:kern w:val="0"/>
           <w14:ligatures w14:val="none"/>
         </w:rPr>
-        <w:t>✅</w:t>
+        <w:t>👉</w:t>
       </w:r>
       <w:r>
         <w:rPr>
@@ -1825,7 +1821,6 @@
         <w:spacing w:after="0" w:line="240" w:lineRule="auto"/>
         <w:rPr>
           <w:rFonts w:ascii="Times New Roman" w:eastAsia="Times New Roman" w:hAnsi="Times New Roman" w:cs="Times New Roman"/>
-          <w:color w:val="000000"/>
           <w:kern w:val="0"/>
           <w14:ligatures w14:val="none"/>
         </w:rPr>
@@ -1834,7 +1829,6 @@
         <w:rPr>
           <w:rFonts w:ascii="Times New Roman" w:eastAsia="Times New Roman" w:hAnsi="Times New Roman" w:cs="Times New Roman"/>
           <w:noProof/>
-          <w:color w:val="000000"/>
           <w:kern w:val="0"/>
         </w:rPr>
         <w:pict>
@@ -1936,7 +1930,7 @@
           <w:szCs w:val="27"/>
           <w14:ligatures w14:val="none"/>
         </w:rPr>
-        <w:t xml:space="preserve"> State Management (Zustand or Redux)</w:t>
+        <w:t> State Management (Zustand or Redux)</w:t>
       </w:r>
     </w:p>
     <w:p>
@@ -1956,7 +1950,7 @@
           <w:kern w:val="0"/>
           <w14:ligatures w14:val="none"/>
         </w:rPr>
-        <w:t>✅</w:t>
+        <w:t>👉</w:t>
       </w:r>
       <w:r>
         <w:rPr>
@@ -1983,7 +1977,7 @@
           <w:kern w:val="0"/>
           <w14:ligatures w14:val="none"/>
         </w:rPr>
-        <w:t>✅</w:t>
+        <w:t>👉</w:t>
       </w:r>
       <w:r>
         <w:rPr>
@@ -2010,7 +2004,7 @@
           <w:kern w:val="0"/>
           <w14:ligatures w14:val="none"/>
         </w:rPr>
-        <w:t>✅</w:t>
+        <w:t>👉</w:t>
       </w:r>
       <w:r>
         <w:rPr>
@@ -2074,7 +2068,7 @@
           <w:szCs w:val="27"/>
           <w14:ligatures w14:val="none"/>
         </w:rPr>
-        <w:t xml:space="preserve"> API Services (FastAPI Backend Integration)</w:t>
+        <w:t> API Services (FastAPI Backend Integration)</w:t>
       </w:r>
     </w:p>
     <w:p>
@@ -2094,7 +2088,7 @@
           <w:kern w:val="0"/>
           <w14:ligatures w14:val="none"/>
         </w:rPr>
-        <w:t>✅</w:t>
+        <w:t>👉</w:t>
       </w:r>
       <w:r>
         <w:rPr>
@@ -2141,7 +2135,7 @@
           <w:kern w:val="0"/>
           <w14:ligatures w14:val="none"/>
         </w:rPr>
-        <w:t>✅</w:t>
+        <w:t>👉</w:t>
       </w:r>
       <w:r>
         <w:rPr>
@@ -2188,7 +2182,7 @@
           <w:kern w:val="0"/>
           <w14:ligatures w14:val="none"/>
         </w:rPr>
-        <w:t>✅</w:t>
+        <w:t>👉</w:t>
       </w:r>
       <w:r>
         <w:rPr>
@@ -2235,7 +2229,7 @@
           <w:kern w:val="0"/>
           <w14:ligatures w14:val="none"/>
         </w:rPr>
-        <w:t>✅</w:t>
+        <w:t>👉</w:t>
       </w:r>
       <w:r>
         <w:rPr>
@@ -2272,7 +2266,6 @@
         <w:spacing w:after="0" w:line="240" w:lineRule="auto"/>
         <w:rPr>
           <w:rFonts w:ascii="Times New Roman" w:eastAsia="Times New Roman" w:hAnsi="Times New Roman" w:cs="Times New Roman"/>
-          <w:color w:val="000000"/>
           <w:kern w:val="0"/>
           <w14:ligatures w14:val="none"/>
         </w:rPr>
@@ -2281,7 +2274,6 @@
         <w:rPr>
           <w:rFonts w:ascii="Times New Roman" w:eastAsia="Times New Roman" w:hAnsi="Times New Roman" w:cs="Times New Roman"/>
           <w:noProof/>
-          <w:color w:val="000000"/>
           <w:kern w:val="0"/>
         </w:rPr>
         <w:pict>
@@ -2348,7 +2340,7 @@
           <w:kern w:val="0"/>
           <w14:ligatures w14:val="none"/>
         </w:rPr>
-        <w:t>✅</w:t>
+        <w:t>👉</w:t>
       </w:r>
       <w:r>
         <w:rPr>
@@ -2395,7 +2387,7 @@
           <w:kern w:val="0"/>
           <w14:ligatures w14:val="none"/>
         </w:rPr>
-        <w:t>✅</w:t>
+        <w:t>👉</w:t>
       </w:r>
       <w:r>
         <w:rPr>
@@ -2442,7 +2434,7 @@
           <w:kern w:val="0"/>
           <w14:ligatures w14:val="none"/>
         </w:rPr>
-        <w:t>✅</w:t>
+        <w:t>👉</w:t>
       </w:r>
       <w:r>
         <w:rPr>
@@ -2479,7 +2471,6 @@
         <w:spacing w:after="0" w:line="240" w:lineRule="auto"/>
         <w:rPr>
           <w:rFonts w:ascii="Times New Roman" w:eastAsia="Times New Roman" w:hAnsi="Times New Roman" w:cs="Times New Roman"/>
-          <w:color w:val="000000"/>
           <w:kern w:val="0"/>
           <w14:ligatures w14:val="none"/>
         </w:rPr>
@@ -2488,7 +2479,6 @@
         <w:rPr>
           <w:rFonts w:ascii="Times New Roman" w:eastAsia="Times New Roman" w:hAnsi="Times New Roman" w:cs="Times New Roman"/>
           <w:noProof/>
-          <w:color w:val="000000"/>
           <w:kern w:val="0"/>
         </w:rPr>
         <w:pict>
@@ -2535,7 +2525,7 @@
           <w:szCs w:val="36"/>
           <w14:ligatures w14:val="none"/>
         </w:rPr>
-        <w:t> Execution Priorities</w:t>
+        <w:t xml:space="preserve"> Execution Priorities</w:t>
       </w:r>
     </w:p>
     <w:p>
@@ -2555,27 +2545,16 @@
           <w:kern w:val="0"/>
           <w14:ligatures w14:val="none"/>
         </w:rPr>
-        <w:t>✅</w:t>
-      </w:r>
-      <w:r>
-        <w:rPr>
-          <w:rFonts w:ascii="Times New Roman" w:eastAsia="Times New Roman" w:hAnsi="Times New Roman" w:cs="Times New Roman"/>
-          <w:color w:val="000000"/>
-          <w:kern w:val="0"/>
-          <w14:ligatures w14:val="none"/>
-        </w:rPr>
-        <w:t> </w:t>
-      </w:r>
-      <w:r>
-        <w:rPr>
-          <w:rFonts w:ascii="Times New Roman" w:eastAsia="Times New Roman" w:hAnsi="Times New Roman" w:cs="Times New Roman"/>
-          <w:b/>
-          <w:bCs/>
-          <w:color w:val="000000"/>
-          <w:kern w:val="0"/>
-          <w14:ligatures w14:val="none"/>
-        </w:rPr>
-        <w:t>Implement folder structure &amp; base components.</w:t>
+        <w:t>👉</w:t>
+      </w:r>
+      <w:r>
+        <w:rPr>
+          <w:rFonts w:ascii="Times New Roman" w:eastAsia="Times New Roman" w:hAnsi="Times New Roman" w:cs="Times New Roman"/>
+          <w:color w:val="000000"/>
+          <w:kern w:val="0"/>
+          <w14:ligatures w14:val="none"/>
+        </w:rPr>
+        <w:t xml:space="preserve"> Implement folder structure &amp; base components.</w:t>
       </w:r>
       <w:r>
         <w:rPr>
@@ -2593,27 +2572,16 @@
           <w:kern w:val="0"/>
           <w14:ligatures w14:val="none"/>
         </w:rPr>
-        <w:t>✅</w:t>
-      </w:r>
-      <w:r>
-        <w:rPr>
-          <w:rFonts w:ascii="Times New Roman" w:eastAsia="Times New Roman" w:hAnsi="Times New Roman" w:cs="Times New Roman"/>
-          <w:color w:val="000000"/>
-          <w:kern w:val="0"/>
-          <w14:ligatures w14:val="none"/>
-        </w:rPr>
-        <w:t> </w:t>
-      </w:r>
-      <w:r>
-        <w:rPr>
-          <w:rFonts w:ascii="Times New Roman" w:eastAsia="Times New Roman" w:hAnsi="Times New Roman" w:cs="Times New Roman"/>
-          <w:b/>
-          <w:bCs/>
-          <w:color w:val="000000"/>
-          <w:kern w:val="0"/>
-          <w14:ligatures w14:val="none"/>
-        </w:rPr>
-        <w:t>Connect frontend with backend APIs.</w:t>
+        <w:t>👉</w:t>
+      </w:r>
+      <w:r>
+        <w:rPr>
+          <w:rFonts w:ascii="Times New Roman" w:eastAsia="Times New Roman" w:hAnsi="Times New Roman" w:cs="Times New Roman"/>
+          <w:color w:val="000000"/>
+          <w:kern w:val="0"/>
+          <w14:ligatures w14:val="none"/>
+        </w:rPr>
+        <w:t xml:space="preserve"> Connect frontend with backend APIs.</w:t>
       </w:r>
       <w:r>
         <w:rPr>
@@ -2631,27 +2599,16 @@
           <w:kern w:val="0"/>
           <w14:ligatures w14:val="none"/>
         </w:rPr>
-        <w:t>✅</w:t>
-      </w:r>
-      <w:r>
-        <w:rPr>
-          <w:rFonts w:ascii="Times New Roman" w:eastAsia="Times New Roman" w:hAnsi="Times New Roman" w:cs="Times New Roman"/>
-          <w:color w:val="000000"/>
-          <w:kern w:val="0"/>
-          <w14:ligatures w14:val="none"/>
-        </w:rPr>
-        <w:t> </w:t>
-      </w:r>
-      <w:r>
-        <w:rPr>
-          <w:rFonts w:ascii="Times New Roman" w:eastAsia="Times New Roman" w:hAnsi="Times New Roman" w:cs="Times New Roman"/>
-          <w:b/>
-          <w:bCs/>
-          <w:color w:val="000000"/>
-          <w:kern w:val="0"/>
-          <w14:ligatures w14:val="none"/>
-        </w:rPr>
-        <w:t>Ensure responsive &amp; accessible UI.</w:t>
+        <w:t>👉</w:t>
+      </w:r>
+      <w:r>
+        <w:rPr>
+          <w:rFonts w:ascii="Times New Roman" w:eastAsia="Times New Roman" w:hAnsi="Times New Roman" w:cs="Times New Roman"/>
+          <w:color w:val="000000"/>
+          <w:kern w:val="0"/>
+          <w14:ligatures w14:val="none"/>
+        </w:rPr>
+        <w:t xml:space="preserve"> Ensure responsive &amp; accessible UI.</w:t>
       </w:r>
       <w:r>
         <w:rPr>
@@ -2669,27 +2626,16 @@
           <w:kern w:val="0"/>
           <w14:ligatures w14:val="none"/>
         </w:rPr>
-        <w:t>✅</w:t>
-      </w:r>
-      <w:r>
-        <w:rPr>
-          <w:rFonts w:ascii="Times New Roman" w:eastAsia="Times New Roman" w:hAnsi="Times New Roman" w:cs="Times New Roman"/>
-          <w:color w:val="000000"/>
-          <w:kern w:val="0"/>
-          <w14:ligatures w14:val="none"/>
-        </w:rPr>
-        <w:t> </w:t>
-      </w:r>
-      <w:r>
-        <w:rPr>
-          <w:rFonts w:ascii="Times New Roman" w:eastAsia="Times New Roman" w:hAnsi="Times New Roman" w:cs="Times New Roman"/>
-          <w:b/>
-          <w:bCs/>
-          <w:color w:val="000000"/>
-          <w:kern w:val="0"/>
-          <w14:ligatures w14:val="none"/>
-        </w:rPr>
-        <w:t>Optimize rendering for real-time updates.</w:t>
+        <w:t>👉</w:t>
+      </w:r>
+      <w:r>
+        <w:rPr>
+          <w:rFonts w:ascii="Times New Roman" w:eastAsia="Times New Roman" w:hAnsi="Times New Roman" w:cs="Times New Roman"/>
+          <w:color w:val="000000"/>
+          <w:kern w:val="0"/>
+          <w14:ligatures w14:val="none"/>
+        </w:rPr>
+        <w:t xml:space="preserve"> Optimize rendering for real-time updates.</w:t>
       </w:r>
     </w:p>
     <w:p>
@@ -2739,7 +2685,27 @@
           <w:kern w:val="0"/>
           <w14:ligatures w14:val="none"/>
         </w:rPr>
-        <w:t xml:space="preserve"> Set up core components &amp; integrate API calls. Let’s execute. </w:t>
+        <w:t> Set up core components &amp; integrate API calls. </w:t>
+      </w:r>
+      <w:r>
+        <w:rPr>
+          <w:rFonts w:ascii="Times New Roman" w:eastAsia="Times New Roman" w:hAnsi="Times New Roman" w:cs="Times New Roman"/>
+          <w:b/>
+          <w:bCs/>
+          <w:color w:val="000000"/>
+          <w:kern w:val="0"/>
+          <w14:ligatures w14:val="none"/>
+        </w:rPr>
+        <w:t>Let’s execute.</w:t>
+      </w:r>
+      <w:r>
+        <w:rPr>
+          <w:rFonts w:ascii="Times New Roman" w:eastAsia="Times New Roman" w:hAnsi="Times New Roman" w:cs="Times New Roman"/>
+          <w:color w:val="000000"/>
+          <w:kern w:val="0"/>
+          <w14:ligatures w14:val="none"/>
+        </w:rPr>
+        <w:t> </w:t>
       </w:r>
       <w:r>
         <w:rPr>
